--- a/TAREAS 6 SEMESTRE/Programación Bajo Nivel/IL358_A3_VIQC_D01.docx
+++ b/TAREAS 6 SEMESTRE/Programación Bajo Nivel/IL358_A3_VIQC_D01.docx
@@ -1429,7 +1429,7 @@
         <w:br w:type="page"/>
       </w:r>
     </w:p>
-    <w:bookmarkStart w:id="0" w:name="_Toc220850609" w:displacedByCustomXml="next"/>
+    <w:bookmarkStart w:id="0" w:name="_Toc241880538" w:displacedByCustomXml="next"/>
     <w:sdt>
       <w:sdtPr>
         <w:rPr>
@@ -1485,6 +1485,7 @@
               <w:rFonts w:asciiTheme="minorHAnsi" w:eastAsiaTheme="minorEastAsia" w:hAnsiTheme="minorHAnsi" w:cstheme="minorBidi"/>
               <w:noProof/>
               <w:color w:val="auto"/>
+              <w:lang w:val="en-US" w:eastAsia="en-US"/>
             </w:rPr>
           </w:pPr>
           <w:r>
@@ -1496,7 +1497,7 @@
           <w:r>
             <w:fldChar w:fldCharType="separate"/>
           </w:r>
-          <w:hyperlink w:anchor="_Toc220850609" w:history="1">
+          <w:hyperlink w:anchor="_Toc241880538" w:history="1">
             <w:r>
               <w:rPr>
                 <w:rStyle w:val="Hyperlink"/>
@@ -1524,7 +1525,7 @@
                 <w:noProof/>
                 <w:webHidden/>
               </w:rPr>
-              <w:instrText xml:space="preserve"> PAGEREF _Toc220850609 \h </w:instrText>
+              <w:instrText xml:space="preserve"> PAGEREF _Toc241880538 \h </w:instrText>
             </w:r>
             <w:r>
               <w:rPr>
@@ -1565,9 +1566,10 @@
               <w:rFonts w:asciiTheme="minorHAnsi" w:eastAsiaTheme="minorEastAsia" w:hAnsiTheme="minorHAnsi" w:cstheme="minorBidi"/>
               <w:noProof/>
               <w:color w:val="auto"/>
+              <w:lang w:val="en-US" w:eastAsia="en-US"/>
             </w:rPr>
           </w:pPr>
-          <w:hyperlink w:anchor="_Toc220850610" w:history="1">
+          <w:hyperlink w:anchor="_Toc241880539" w:history="1">
             <w:r>
               <w:rPr>
                 <w:rStyle w:val="Hyperlink"/>
@@ -1594,7 +1596,7 @@
                 <w:noProof/>
                 <w:webHidden/>
               </w:rPr>
-              <w:instrText xml:space="preserve"> PAGEREF _Toc220850610 \h </w:instrText>
+              <w:instrText xml:space="preserve"> PAGEREF _Toc241880539 \h </w:instrText>
             </w:r>
             <w:r>
               <w:rPr>
@@ -1635,15 +1637,16 @@
               <w:rFonts w:asciiTheme="minorHAnsi" w:eastAsiaTheme="minorEastAsia" w:hAnsiTheme="minorHAnsi" w:cstheme="minorBidi"/>
               <w:noProof/>
               <w:color w:val="auto"/>
+              <w:lang w:val="en-US" w:eastAsia="en-US"/>
             </w:rPr>
           </w:pPr>
-          <w:hyperlink w:anchor="_Toc220850611" w:history="1">
+          <w:hyperlink w:anchor="_Toc241880540" w:history="1">
             <w:r>
               <w:rPr>
                 <w:rStyle w:val="Hyperlink"/>
                 <w:noProof/>
               </w:rPr>
-              <w:t>Desarrollo</w:t>
+              <w:t>Reporte</w:t>
             </w:r>
             <w:r>
               <w:rPr>
@@ -1664,7 +1667,7 @@
                 <w:noProof/>
                 <w:webHidden/>
               </w:rPr>
-              <w:instrText xml:space="preserve"> PAGEREF _Toc220850611 \h </w:instrText>
+              <w:instrText xml:space="preserve"> PAGEREF _Toc241880540 \h </w:instrText>
             </w:r>
             <w:r>
               <w:rPr>
@@ -1705,9 +1708,10 @@
               <w:rFonts w:asciiTheme="minorHAnsi" w:eastAsiaTheme="minorEastAsia" w:hAnsiTheme="minorHAnsi" w:cstheme="minorBidi"/>
               <w:noProof/>
               <w:color w:val="auto"/>
+              <w:lang w:val="en-US" w:eastAsia="en-US"/>
             </w:rPr>
           </w:pPr>
-          <w:hyperlink w:anchor="_Toc220850612" w:history="1">
+          <w:hyperlink w:anchor="_Toc241880541" w:history="1">
             <w:r>
               <w:rPr>
                 <w:rStyle w:val="Hyperlink"/>
@@ -1734,7 +1738,7 @@
                 <w:noProof/>
                 <w:webHidden/>
               </w:rPr>
-              <w:instrText xml:space="preserve"> PAGEREF _Toc220850612 \h </w:instrText>
+              <w:instrText xml:space="preserve"> PAGEREF _Toc241880541 \h </w:instrText>
             </w:r>
             <w:r>
               <w:rPr>
@@ -1754,7 +1758,7 @@
                 <w:noProof/>
                 <w:webHidden/>
               </w:rPr>
-              <w:t>1</w:t>
+              <w:t>2</w:t>
             </w:r>
             <w:r>
               <w:rPr>
@@ -1775,9 +1779,10 @@
               <w:rFonts w:asciiTheme="minorHAnsi" w:eastAsiaTheme="minorEastAsia" w:hAnsiTheme="minorHAnsi" w:cstheme="minorBidi"/>
               <w:noProof/>
               <w:color w:val="auto"/>
+              <w:lang w:val="en-US" w:eastAsia="en-US"/>
             </w:rPr>
           </w:pPr>
-          <w:hyperlink w:anchor="_Toc220850613" w:history="1">
+          <w:hyperlink w:anchor="_Toc241880542" w:history="1">
             <w:r>
               <w:rPr>
                 <w:rStyle w:val="Hyperlink"/>
@@ -1804,7 +1809,7 @@
                 <w:noProof/>
                 <w:webHidden/>
               </w:rPr>
-              <w:instrText xml:space="preserve"> PAGEREF _Toc220850613 \h </w:instrText>
+              <w:instrText xml:space="preserve"> PAGEREF _Toc241880542 \h </w:instrText>
             </w:r>
             <w:r>
               <w:rPr>
@@ -1824,7 +1829,7 @@
                 <w:noProof/>
                 <w:webHidden/>
               </w:rPr>
-              <w:t>1</w:t>
+              <w:t>2</w:t>
             </w:r>
             <w:r>
               <w:rPr>
@@ -1851,13 +1856,22 @@
       <w:pPr>
         <w:pStyle w:val="Heading1"/>
       </w:pPr>
-      <w:bookmarkStart w:id="1" w:name="_Toc220850610"/>
+      <w:bookmarkStart w:id="1" w:name="_Toc241880539"/>
       <w:r>
         <w:t>Tabla de ilustraciones</w:t>
       </w:r>
       <w:bookmarkEnd w:id="1"/>
     </w:p>
     <w:p>
+      <w:pPr>
+        <w:pStyle w:val="TableofFigures"/>
+        <w:tabs>
+          <w:tab w:val="right" w:leader="dot" w:pos="9111"/>
+        </w:tabs>
+        <w:rPr>
+          <w:noProof/>
+        </w:rPr>
+      </w:pPr>
       <w:r>
         <w:fldChar w:fldCharType="begin"/>
       </w:r>
@@ -1867,15 +1881,133 @@
       <w:r>
         <w:fldChar w:fldCharType="separate"/>
       </w:r>
-      <w:r>
+      <w:hyperlink w:anchor="_Toc241880536" w:history="1">
+        <w:r>
+          <w:rPr>
+            <w:rStyle w:val="Hyperlink"/>
+            <w:noProof/>
+          </w:rPr>
+          <w:t>Ilustración 1. Código comentado</w:t>
+        </w:r>
+        <w:r>
+          <w:rPr>
+            <w:noProof/>
+            <w:webHidden/>
+          </w:rPr>
+          <w:tab/>
+        </w:r>
+        <w:r>
+          <w:rPr>
+            <w:noProof/>
+            <w:webHidden/>
+          </w:rPr>
+          <w:fldChar w:fldCharType="begin"/>
+        </w:r>
+        <w:r>
+          <w:rPr>
+            <w:noProof/>
+            <w:webHidden/>
+          </w:rPr>
+          <w:instrText xml:space="preserve"> PAGEREF _Toc241880536 \h </w:instrText>
+        </w:r>
+        <w:r>
+          <w:rPr>
+            <w:noProof/>
+            <w:webHidden/>
+          </w:rPr>
+        </w:r>
+        <w:r>
+          <w:rPr>
+            <w:noProof/>
+            <w:webHidden/>
+          </w:rPr>
+          <w:fldChar w:fldCharType="separate"/>
+        </w:r>
+        <w:r>
+          <w:rPr>
+            <w:noProof/>
+            <w:webHidden/>
+          </w:rPr>
+          <w:t>1</w:t>
+        </w:r>
+        <w:r>
+          <w:rPr>
+            <w:noProof/>
+            <w:webHidden/>
+          </w:rPr>
+          <w:fldChar w:fldCharType="end"/>
+        </w:r>
+      </w:hyperlink>
+    </w:p>
+    <w:p>
+      <w:pPr>
+        <w:pStyle w:val="TableofFigures"/>
+        <w:tabs>
+          <w:tab w:val="right" w:leader="dot" w:pos="9111"/>
+        </w:tabs>
         <w:rPr>
-          <w:b/>
-          <w:bCs/>
           <w:noProof/>
-          <w:lang w:val="es-ES"/>
         </w:rPr>
-        <w:t>No se encuentran elementos de tabla de ilustraciones.</w:t>
-      </w:r>
+      </w:pPr>
+      <w:hyperlink w:anchor="_Toc241880537" w:history="1">
+        <w:r>
+          <w:rPr>
+            <w:rStyle w:val="Hyperlink"/>
+            <w:noProof/>
+          </w:rPr>
+          <w:t>Ilustración 2. Código emulado</w:t>
+        </w:r>
+        <w:r>
+          <w:rPr>
+            <w:noProof/>
+            <w:webHidden/>
+          </w:rPr>
+          <w:tab/>
+        </w:r>
+        <w:r>
+          <w:rPr>
+            <w:noProof/>
+            <w:webHidden/>
+          </w:rPr>
+          <w:fldChar w:fldCharType="begin"/>
+        </w:r>
+        <w:r>
+          <w:rPr>
+            <w:noProof/>
+            <w:webHidden/>
+          </w:rPr>
+          <w:instrText xml:space="preserve"> PAGEREF _Toc241880537 \h </w:instrText>
+        </w:r>
+        <w:r>
+          <w:rPr>
+            <w:noProof/>
+            <w:webHidden/>
+          </w:rPr>
+        </w:r>
+        <w:r>
+          <w:rPr>
+            <w:noProof/>
+            <w:webHidden/>
+          </w:rPr>
+          <w:fldChar w:fldCharType="separate"/>
+        </w:r>
+        <w:r>
+          <w:rPr>
+            <w:noProof/>
+            <w:webHidden/>
+          </w:rPr>
+          <w:t>2</w:t>
+        </w:r>
+        <w:r>
+          <w:rPr>
+            <w:noProof/>
+            <w:webHidden/>
+          </w:rPr>
+          <w:fldChar w:fldCharType="end"/>
+        </w:r>
+      </w:hyperlink>
+    </w:p>
+    <w:p>
       <w:r>
         <w:rPr>
           <w:b/>
@@ -1891,64 +2023,303 @@
       <w:pPr>
         <w:pStyle w:val="Heading1"/>
       </w:pPr>
+      <w:bookmarkStart w:id="2" w:name="_Toc241880540"/>
       <w:r>
         <w:t>Reporte</w:t>
+      </w:r>
+      <w:bookmarkEnd w:id="2"/>
+    </w:p>
+    <w:p>
+      <w:pPr>
+        <w:keepNext/>
+      </w:pPr>
+      <w:r>
+        <w:rPr>
+          <w:noProof/>
+        </w:rPr>
+        <w:drawing>
+          <wp:inline distT="0" distB="0" distL="0" distR="0" wp14:anchorId="3C34DF69" wp14:editId="18EB2F7A">
+            <wp:extent cx="5772150" cy="3105150"/>
+            <wp:effectExtent l="76200" t="76200" r="133350" b="133350"/>
+            <wp:docPr id="1832969653" name="Picture 8"/>
+            <wp:cNvGraphicFramePr>
+              <a:graphicFrameLocks xmlns:a="http://schemas.openxmlformats.org/drawingml/2006/main" noChangeAspect="1"/>
+            </wp:cNvGraphicFramePr>
+            <a:graphic xmlns:a="http://schemas.openxmlformats.org/drawingml/2006/main">
+              <a:graphicData uri="http://schemas.openxmlformats.org/drawingml/2006/picture">
+                <pic:pic xmlns:pic="http://schemas.openxmlformats.org/drawingml/2006/picture">
+                  <pic:nvPicPr>
+                    <pic:cNvPr id="0" name="Picture 2"/>
+                    <pic:cNvPicPr>
+                      <a:picLocks noChangeAspect="1" noChangeArrowheads="1"/>
+                    </pic:cNvPicPr>
+                  </pic:nvPicPr>
+                  <pic:blipFill>
+                    <a:blip r:embed="rId12" cstate="print">
+                      <a:extLst>
+                        <a:ext uri="{28A0092B-C50C-407E-A947-70E740481C1C}">
+                          <a14:useLocalDpi xmlns:a14="http://schemas.microsoft.com/office/drawing/2010/main" val="0"/>
+                        </a:ext>
+                      </a:extLst>
+                    </a:blip>
+                    <a:srcRect/>
+                    <a:stretch>
+                      <a:fillRect/>
+                    </a:stretch>
+                  </pic:blipFill>
+                  <pic:spPr bwMode="auto">
+                    <a:xfrm>
+                      <a:off x="0" y="0"/>
+                      <a:ext cx="5772150" cy="3105150"/>
+                    </a:xfrm>
+                    <a:prstGeom prst="rect">
+                      <a:avLst/>
+                    </a:prstGeom>
+                    <a:ln w="38100" cap="sq">
+                      <a:solidFill>
+                        <a:srgbClr val="000000"/>
+                      </a:solidFill>
+                      <a:prstDash val="solid"/>
+                      <a:miter lim="800000"/>
+                    </a:ln>
+                    <a:effectLst>
+                      <a:outerShdw blurRad="50800" dist="38100" dir="2700000" algn="tl" rotWithShape="0">
+                        <a:srgbClr val="000000">
+                          <a:alpha val="43000"/>
+                        </a:srgbClr>
+                      </a:outerShdw>
+                    </a:effectLst>
+                  </pic:spPr>
+                </pic:pic>
+              </a:graphicData>
+            </a:graphic>
+          </wp:inline>
+        </w:drawing>
+      </w:r>
+    </w:p>
+    <w:p>
+      <w:pPr>
+        <w:pStyle w:val="Caption"/>
+      </w:pPr>
+      <w:bookmarkStart w:id="3" w:name="_Toc241880536"/>
+      <w:r>
+        <w:t xml:space="preserve">Ilustración </w:t>
+      </w:r>
+      <w:fldSimple w:instr=" SEQ Ilustración \* ARABIC ">
+        <w:r>
+          <w:rPr>
+            <w:noProof/>
+          </w:rPr>
+          <w:t>1</w:t>
+        </w:r>
+      </w:fldSimple>
+      <w:r>
+        <w:t>. Código comentado</w:t>
+      </w:r>
+      <w:bookmarkEnd w:id="3"/>
+    </w:p>
+    <w:p>
+      <w:pPr>
+        <w:keepNext/>
+      </w:pPr>
+      <w:r>
+        <w:rPr>
+          <w:noProof/>
+          <w:color w:val="39302A" w:themeColor="text2"/>
+          <w:sz w:val="18"/>
+          <w:szCs w:val="18"/>
+        </w:rPr>
+        <w:lastRenderedPageBreak/>
+        <w:drawing>
+          <wp:inline distT="0" distB="0" distL="0" distR="0" wp14:anchorId="4B24944C" wp14:editId="1CA59FAB">
+            <wp:extent cx="5772150" cy="2200275"/>
+            <wp:effectExtent l="76200" t="76200" r="133350" b="142875"/>
+            <wp:docPr id="1502493072" name="Picture 7"/>
+            <wp:cNvGraphicFramePr>
+              <a:graphicFrameLocks xmlns:a="http://schemas.openxmlformats.org/drawingml/2006/main" noChangeAspect="1"/>
+            </wp:cNvGraphicFramePr>
+            <a:graphic xmlns:a="http://schemas.openxmlformats.org/drawingml/2006/main">
+              <a:graphicData uri="http://schemas.openxmlformats.org/drawingml/2006/picture">
+                <pic:pic xmlns:pic="http://schemas.openxmlformats.org/drawingml/2006/picture">
+                  <pic:nvPicPr>
+                    <pic:cNvPr id="0" name="Picture 1"/>
+                    <pic:cNvPicPr>
+                      <a:picLocks noChangeAspect="1" noChangeArrowheads="1"/>
+                    </pic:cNvPicPr>
+                  </pic:nvPicPr>
+                  <pic:blipFill>
+                    <a:blip r:embed="rId13" cstate="print">
+                      <a:extLst>
+                        <a:ext uri="{28A0092B-C50C-407E-A947-70E740481C1C}">
+                          <a14:useLocalDpi xmlns:a14="http://schemas.microsoft.com/office/drawing/2010/main" val="0"/>
+                        </a:ext>
+                      </a:extLst>
+                    </a:blip>
+                    <a:srcRect/>
+                    <a:stretch>
+                      <a:fillRect/>
+                    </a:stretch>
+                  </pic:blipFill>
+                  <pic:spPr bwMode="auto">
+                    <a:xfrm>
+                      <a:off x="0" y="0"/>
+                      <a:ext cx="5772150" cy="2200275"/>
+                    </a:xfrm>
+                    <a:prstGeom prst="rect">
+                      <a:avLst/>
+                    </a:prstGeom>
+                    <a:ln w="38100" cap="sq">
+                      <a:solidFill>
+                        <a:srgbClr val="000000"/>
+                      </a:solidFill>
+                      <a:prstDash val="solid"/>
+                      <a:miter lim="800000"/>
+                    </a:ln>
+                    <a:effectLst>
+                      <a:outerShdw blurRad="50800" dist="38100" dir="2700000" algn="tl" rotWithShape="0">
+                        <a:srgbClr val="000000">
+                          <a:alpha val="43000"/>
+                        </a:srgbClr>
+                      </a:outerShdw>
+                    </a:effectLst>
+                  </pic:spPr>
+                </pic:pic>
+              </a:graphicData>
+            </a:graphic>
+          </wp:inline>
+        </w:drawing>
+      </w:r>
+    </w:p>
+    <w:p>
+      <w:pPr>
+        <w:pStyle w:val="Caption"/>
+      </w:pPr>
+      <w:bookmarkStart w:id="4" w:name="_Toc241880537"/>
+      <w:r>
+        <w:t xml:space="preserve">Ilustración </w:t>
+      </w:r>
+      <w:fldSimple w:instr=" SEQ Ilustración \* ARABIC ">
+        <w:r>
+          <w:rPr>
+            <w:noProof/>
+          </w:rPr>
+          <w:t>2</w:t>
+        </w:r>
+      </w:fldSimple>
+      <w:r>
+        <w:t>. Código emulado</w:t>
+      </w:r>
+      <w:bookmarkEnd w:id="4"/>
+    </w:p>
+    <w:p>
+      <w:pPr>
+        <w:pStyle w:val="Heading1"/>
+      </w:pPr>
+      <w:bookmarkStart w:id="5" w:name="_Toc241880541"/>
+      <w:r>
+        <w:t>Conclusión</w:t>
+      </w:r>
+      <w:bookmarkEnd w:id="5"/>
+    </w:p>
+    <w:p>
+      <w:pPr>
+        <w:spacing w:before="120" w:after="0"/>
+        <w:ind w:firstLine="708"/>
+      </w:pPr>
+      <w:r>
+        <w:t xml:space="preserve">El código muestra cómo opera </w:t>
+      </w:r>
+      <w:r>
+        <w:t>el lenguaje ensamblador en la arquitectura</w:t>
+      </w:r>
+      <w:r>
+        <w:t xml:space="preserve"> x86 al manipular datos en memoria mediante sus modos de direccionamiento.</w:t>
+      </w:r>
+      <w:r>
+        <w:t xml:space="preserve"> </w:t>
+      </w:r>
+      <w:r>
+        <w:t>En ensamblador, la CPU no solo mueve valores directamente entre registros o datos inmediatos, sino que calcula direcciones físicas de memoria combinando registros base (BX, BP), índices (SI, DI), desplazamientos fijos y escalados. Comprender estas sintaxis es fundamental para entender cómo los lenguajes de alto nivel gestionan arreglos, estructuras, punteros y el acceso a la RAM en el nivel más bajo del hardware.</w:t>
+      </w:r>
+    </w:p>
+    <w:p>
+      <w:pPr>
+        <w:pStyle w:val="Heading1"/>
+      </w:pPr>
+      <w:bookmarkStart w:id="6" w:name="_Toc241880542"/>
+      <w:r>
+        <w:t>Bibliografía</w:t>
+      </w:r>
+      <w:bookmarkEnd w:id="6"/>
+    </w:p>
+    <w:p>
+      <w:pPr>
+        <w:pStyle w:val="ListParagraph"/>
+        <w:numPr>
+          <w:ilvl w:val="0"/>
+          <w:numId w:val="33"/>
+        </w:numPr>
+      </w:pPr>
+      <w:r>
+        <w:rPr>
+          <w:lang w:val="en-US"/>
+        </w:rPr>
+        <w:t xml:space="preserve">Espinosa, J. J. M. (s/f). int 21h int 10h. </w:t>
+      </w:r>
+      <w:r>
+        <w:t xml:space="preserve">Recuperado </w:t>
       </w:r>
     </w:p>
     <w:p>
       <w:r>
-        <w:tab/>
-        <w:t>En este pr</w:t>
+        <w:t>https://drive.google.com/drive/folders/13eTLM4CpLLdw8hrTZ96qEWDraWx0n3</w:t>
       </w:r>
     </w:p>
     <w:p>
       <w:pPr>
-        <w:pStyle w:val="Heading1"/>
-      </w:pPr>
-      <w:bookmarkStart w:id="2" w:name="_Toc220850612"/>
+        <w:rPr>
+          <w:lang w:val="en-US"/>
+        </w:rPr>
+      </w:pPr>
       <w:r>
-        <w:t>Conclusión</w:t>
-      </w:r>
-      <w:bookmarkEnd w:id="2"/>
-    </w:p>
-    <w:p>
-      <w:pPr>
-        <w:spacing w:before="120" w:after="0"/>
-      </w:pPr>
-      <w:r>
-        <w:t>Hola soy una conclusión</w:t>
+        <w:rPr>
+          <w:lang w:val="en-US"/>
+        </w:rPr>
+        <w:t xml:space="preserve">id  </w:t>
       </w:r>
     </w:p>
     <w:p>
       <w:pPr>
-        <w:pStyle w:val="Heading1"/>
-      </w:pPr>
-      <w:bookmarkStart w:id="3" w:name="_Toc220850613"/>
+        <w:pStyle w:val="ListParagraph"/>
+        <w:numPr>
+          <w:ilvl w:val="0"/>
+          <w:numId w:val="33"/>
+        </w:numPr>
+      </w:pPr>
       <w:r>
-        <w:t>Bibliografía</w:t>
+        <w:rPr>
+          <w:lang w:val="en-US"/>
+        </w:rPr>
+        <w:t xml:space="preserve">emu8086 documentation. (s/f). </w:t>
       </w:r>
-      <w:bookmarkEnd w:id="3"/>
+      <w:r>
+        <w:t xml:space="preserve">Github.io. Recuperado el 15 de septiembre de </w:t>
+      </w:r>
     </w:p>
     <w:p>
       <w:r>
-        <w:t>Hola soy una bibliografía en formato APA</w:t>
+        <w:t>2026, de https://yassinebridi.github.io/asm-docs/</w:t>
       </w:r>
     </w:p>
     <w:p/>
     <w:p/>
     <w:p/>
     <w:p/>
-    <w:p/>
-    <w:p/>
-    <w:p/>
-    <w:p/>
-    <w:p/>
-    <w:p/>
     <w:sectPr>
-      <w:headerReference w:type="even" r:id="rId12"/>
-      <w:headerReference w:type="default" r:id="rId13"/>
-      <w:footerReference w:type="even" r:id="rId14"/>
-      <w:footerReference w:type="default" r:id="rId15"/>
+      <w:headerReference w:type="even" r:id="rId14"/>
+      <w:headerReference w:type="default" r:id="rId15"/>
+      <w:footerReference w:type="even" r:id="rId16"/>
+      <w:footerReference w:type="default" r:id="rId17"/>
       <w:pgSz w:w="12240" w:h="15840"/>
       <w:pgMar w:top="1418" w:right="1134" w:bottom="1418" w:left="1701" w:header="720" w:footer="720" w:gutter="284"/>
       <w:pgBorders w:offsetFrom="page">
@@ -3753,6 +4124,119 @@
     </w:lvl>
   </w:abstractNum>
   <w:abstractNum w:abstractNumId="15" w15:restartNumberingAfterBreak="0">
+    <w:nsid w:val="37E91F29"/>
+    <w:multiLevelType w:val="hybridMultilevel"/>
+    <w:tmpl w:val="258A9FCA"/>
+    <w:lvl w:ilvl="0" w:tplc="04090001">
+      <w:start w:val="1"/>
+      <w:numFmt w:val="bullet"/>
+      <w:lvlText w:val=""/>
+      <w:lvlJc w:val="left"/>
+      <w:pPr>
+        <w:ind w:left="720" w:hanging="360"/>
+      </w:pPr>
+      <w:rPr>
+        <w:rFonts w:ascii="Symbol" w:hAnsi="Symbol" w:hint="default"/>
+      </w:rPr>
+    </w:lvl>
+    <w:lvl w:ilvl="1" w:tplc="04090003" w:tentative="1">
+      <w:start w:val="1"/>
+      <w:numFmt w:val="bullet"/>
+      <w:lvlText w:val="o"/>
+      <w:lvlJc w:val="left"/>
+      <w:pPr>
+        <w:ind w:left="1440" w:hanging="360"/>
+      </w:pPr>
+      <w:rPr>
+        <w:rFonts w:ascii="Courier New" w:hAnsi="Courier New" w:cs="Courier New" w:hint="default"/>
+      </w:rPr>
+    </w:lvl>
+    <w:lvl w:ilvl="2" w:tplc="04090005" w:tentative="1">
+      <w:start w:val="1"/>
+      <w:numFmt w:val="bullet"/>
+      <w:lvlText w:val=""/>
+      <w:lvlJc w:val="left"/>
+      <w:pPr>
+        <w:ind w:left="2160" w:hanging="360"/>
+      </w:pPr>
+      <w:rPr>
+        <w:rFonts w:ascii="Wingdings" w:hAnsi="Wingdings" w:hint="default"/>
+      </w:rPr>
+    </w:lvl>
+    <w:lvl w:ilvl="3" w:tplc="04090001" w:tentative="1">
+      <w:start w:val="1"/>
+      <w:numFmt w:val="bullet"/>
+      <w:lvlText w:val=""/>
+      <w:lvlJc w:val="left"/>
+      <w:pPr>
+        <w:ind w:left="2880" w:hanging="360"/>
+      </w:pPr>
+      <w:rPr>
+        <w:rFonts w:ascii="Symbol" w:hAnsi="Symbol" w:hint="default"/>
+      </w:rPr>
+    </w:lvl>
+    <w:lvl w:ilvl="4" w:tplc="04090003" w:tentative="1">
+      <w:start w:val="1"/>
+      <w:numFmt w:val="bullet"/>
+      <w:lvlText w:val="o"/>
+      <w:lvlJc w:val="left"/>
+      <w:pPr>
+        <w:ind w:left="3600" w:hanging="360"/>
+      </w:pPr>
+      <w:rPr>
+        <w:rFonts w:ascii="Courier New" w:hAnsi="Courier New" w:cs="Courier New" w:hint="default"/>
+      </w:rPr>
+    </w:lvl>
+    <w:lvl w:ilvl="5" w:tplc="04090005" w:tentative="1">
+      <w:start w:val="1"/>
+      <w:numFmt w:val="bullet"/>
+      <w:lvlText w:val=""/>
+      <w:lvlJc w:val="left"/>
+      <w:pPr>
+        <w:ind w:left="4320" w:hanging="360"/>
+      </w:pPr>
+      <w:rPr>
+        <w:rFonts w:ascii="Wingdings" w:hAnsi="Wingdings" w:hint="default"/>
+      </w:rPr>
+    </w:lvl>
+    <w:lvl w:ilvl="6" w:tplc="04090001" w:tentative="1">
+      <w:start w:val="1"/>
+      <w:numFmt w:val="bullet"/>
+      <w:lvlText w:val=""/>
+      <w:lvlJc w:val="left"/>
+      <w:pPr>
+        <w:ind w:left="5040" w:hanging="360"/>
+      </w:pPr>
+      <w:rPr>
+        <w:rFonts w:ascii="Symbol" w:hAnsi="Symbol" w:hint="default"/>
+      </w:rPr>
+    </w:lvl>
+    <w:lvl w:ilvl="7" w:tplc="04090003" w:tentative="1">
+      <w:start w:val="1"/>
+      <w:numFmt w:val="bullet"/>
+      <w:lvlText w:val="o"/>
+      <w:lvlJc w:val="left"/>
+      <w:pPr>
+        <w:ind w:left="5760" w:hanging="360"/>
+      </w:pPr>
+      <w:rPr>
+        <w:rFonts w:ascii="Courier New" w:hAnsi="Courier New" w:cs="Courier New" w:hint="default"/>
+      </w:rPr>
+    </w:lvl>
+    <w:lvl w:ilvl="8" w:tplc="04090005" w:tentative="1">
+      <w:start w:val="1"/>
+      <w:numFmt w:val="bullet"/>
+      <w:lvlText w:val=""/>
+      <w:lvlJc w:val="left"/>
+      <w:pPr>
+        <w:ind w:left="6480" w:hanging="360"/>
+      </w:pPr>
+      <w:rPr>
+        <w:rFonts w:ascii="Wingdings" w:hAnsi="Wingdings" w:hint="default"/>
+      </w:rPr>
+    </w:lvl>
+  </w:abstractNum>
+  <w:abstractNum w:abstractNumId="16" w15:restartNumberingAfterBreak="0">
     <w:nsid w:val="3D2C0E66"/>
     <w:multiLevelType w:val="hybridMultilevel"/>
     <w:tmpl w:val="324A86FE"/>
@@ -3865,7 +4349,7 @@
       </w:rPr>
     </w:lvl>
   </w:abstractNum>
-  <w:abstractNum w:abstractNumId="16" w15:restartNumberingAfterBreak="0">
+  <w:abstractNum w:abstractNumId="17" w15:restartNumberingAfterBreak="0">
     <w:nsid w:val="3D4950BC"/>
     <w:multiLevelType w:val="hybridMultilevel"/>
     <w:tmpl w:val="32C636D8"/>
@@ -3978,7 +4462,7 @@
       </w:rPr>
     </w:lvl>
   </w:abstractNum>
-  <w:abstractNum w:abstractNumId="17" w15:restartNumberingAfterBreak="0">
+  <w:abstractNum w:abstractNumId="18" w15:restartNumberingAfterBreak="0">
     <w:nsid w:val="3EE357D5"/>
     <w:multiLevelType w:val="hybridMultilevel"/>
     <w:tmpl w:val="B06250B4"/>
@@ -4091,7 +4575,7 @@
       </w:rPr>
     </w:lvl>
   </w:abstractNum>
-  <w:abstractNum w:abstractNumId="18" w15:restartNumberingAfterBreak="0">
+  <w:abstractNum w:abstractNumId="19" w15:restartNumberingAfterBreak="0">
     <w:nsid w:val="432058A2"/>
     <w:multiLevelType w:val="hybridMultilevel"/>
     <w:tmpl w:val="EC5621DC"/>
@@ -4204,7 +4688,7 @@
       </w:rPr>
     </w:lvl>
   </w:abstractNum>
-  <w:abstractNum w:abstractNumId="19" w15:restartNumberingAfterBreak="0">
+  <w:abstractNum w:abstractNumId="20" w15:restartNumberingAfterBreak="0">
     <w:nsid w:val="45C55BFE"/>
     <w:multiLevelType w:val="hybridMultilevel"/>
     <w:tmpl w:val="D92E599C"/>
@@ -4317,7 +4801,7 @@
       </w:rPr>
     </w:lvl>
   </w:abstractNum>
-  <w:abstractNum w:abstractNumId="20" w15:restartNumberingAfterBreak="0">
+  <w:abstractNum w:abstractNumId="21" w15:restartNumberingAfterBreak="0">
     <w:nsid w:val="4789116B"/>
     <w:multiLevelType w:val="hybridMultilevel"/>
     <w:tmpl w:val="F5D0E744"/>
@@ -4430,7 +4914,7 @@
       </w:rPr>
     </w:lvl>
   </w:abstractNum>
-  <w:abstractNum w:abstractNumId="21" w15:restartNumberingAfterBreak="0">
+  <w:abstractNum w:abstractNumId="22" w15:restartNumberingAfterBreak="0">
     <w:nsid w:val="4FA653D3"/>
     <w:multiLevelType w:val="hybridMultilevel"/>
     <w:tmpl w:val="2F145B30"/>
@@ -4519,7 +5003,7 @@
       </w:pPr>
     </w:lvl>
   </w:abstractNum>
-  <w:abstractNum w:abstractNumId="22" w15:restartNumberingAfterBreak="0">
+  <w:abstractNum w:abstractNumId="23" w15:restartNumberingAfterBreak="0">
     <w:nsid w:val="5C614E09"/>
     <w:multiLevelType w:val="hybridMultilevel"/>
     <w:tmpl w:val="C6F0588A"/>
@@ -4605,7 +5089,7 @@
       </w:pPr>
     </w:lvl>
   </w:abstractNum>
-  <w:abstractNum w:abstractNumId="23" w15:restartNumberingAfterBreak="0">
+  <w:abstractNum w:abstractNumId="24" w15:restartNumberingAfterBreak="0">
     <w:nsid w:val="5D0303E9"/>
     <w:multiLevelType w:val="hybridMultilevel"/>
     <w:tmpl w:val="7BF8642E"/>
@@ -4691,7 +5175,7 @@
       </w:pPr>
     </w:lvl>
   </w:abstractNum>
-  <w:abstractNum w:abstractNumId="24" w15:restartNumberingAfterBreak="0">
+  <w:abstractNum w:abstractNumId="25" w15:restartNumberingAfterBreak="0">
     <w:nsid w:val="5D3E675A"/>
     <w:multiLevelType w:val="hybridMultilevel"/>
     <w:tmpl w:val="531CDDE4"/>
@@ -4804,7 +5288,7 @@
       </w:rPr>
     </w:lvl>
   </w:abstractNum>
-  <w:abstractNum w:abstractNumId="25" w15:restartNumberingAfterBreak="0">
+  <w:abstractNum w:abstractNumId="26" w15:restartNumberingAfterBreak="0">
     <w:nsid w:val="5E2162D0"/>
     <w:multiLevelType w:val="hybridMultilevel"/>
     <w:tmpl w:val="19F640F0"/>
@@ -4917,7 +5401,7 @@
       </w:rPr>
     </w:lvl>
   </w:abstractNum>
-  <w:abstractNum w:abstractNumId="26" w15:restartNumberingAfterBreak="0">
+  <w:abstractNum w:abstractNumId="27" w15:restartNumberingAfterBreak="0">
     <w:nsid w:val="63520ADD"/>
     <w:multiLevelType w:val="hybridMultilevel"/>
     <w:tmpl w:val="D97630C4"/>
@@ -5030,7 +5514,7 @@
       </w:rPr>
     </w:lvl>
   </w:abstractNum>
-  <w:abstractNum w:abstractNumId="27" w15:restartNumberingAfterBreak="0">
+  <w:abstractNum w:abstractNumId="28" w15:restartNumberingAfterBreak="0">
     <w:nsid w:val="67A32EBF"/>
     <w:multiLevelType w:val="hybridMultilevel"/>
     <w:tmpl w:val="127C7076"/>
@@ -5143,7 +5627,7 @@
       </w:rPr>
     </w:lvl>
   </w:abstractNum>
-  <w:abstractNum w:abstractNumId="28" w15:restartNumberingAfterBreak="0">
+  <w:abstractNum w:abstractNumId="29" w15:restartNumberingAfterBreak="0">
     <w:nsid w:val="6E6F759E"/>
     <w:multiLevelType w:val="hybridMultilevel"/>
     <w:tmpl w:val="1CA448FC"/>
@@ -5256,7 +5740,7 @@
       </w:rPr>
     </w:lvl>
   </w:abstractNum>
-  <w:abstractNum w:abstractNumId="29" w15:restartNumberingAfterBreak="0">
+  <w:abstractNum w:abstractNumId="30" w15:restartNumberingAfterBreak="0">
     <w:nsid w:val="784530C1"/>
     <w:multiLevelType w:val="hybridMultilevel"/>
     <w:tmpl w:val="3CF6FE18"/>
@@ -5369,7 +5853,7 @@
       </w:rPr>
     </w:lvl>
   </w:abstractNum>
-  <w:abstractNum w:abstractNumId="30" w15:restartNumberingAfterBreak="0">
+  <w:abstractNum w:abstractNumId="31" w15:restartNumberingAfterBreak="0">
     <w:nsid w:val="7C226B17"/>
     <w:multiLevelType w:val="hybridMultilevel"/>
     <w:tmpl w:val="316EBF58"/>
@@ -5482,7 +5966,7 @@
       </w:rPr>
     </w:lvl>
   </w:abstractNum>
-  <w:abstractNum w:abstractNumId="31" w15:restartNumberingAfterBreak="0">
+  <w:abstractNum w:abstractNumId="32" w15:restartNumberingAfterBreak="0">
     <w:nsid w:val="7C7324D3"/>
     <w:multiLevelType w:val="hybridMultilevel"/>
     <w:tmpl w:val="FBB601F2"/>
@@ -5602,34 +6086,34 @@
     <w:abstractNumId w:val="4"/>
   </w:num>
   <w:num w:numId="3" w16cid:durableId="1516307261">
-    <w:abstractNumId w:val="27"/>
+    <w:abstractNumId w:val="28"/>
   </w:num>
   <w:num w:numId="4" w16cid:durableId="263998001">
-    <w:abstractNumId w:val="29"/>
+    <w:abstractNumId w:val="30"/>
   </w:num>
   <w:num w:numId="5" w16cid:durableId="1694530711">
     <w:abstractNumId w:val="3"/>
   </w:num>
   <w:num w:numId="6" w16cid:durableId="399212304">
-    <w:abstractNumId w:val="26"/>
+    <w:abstractNumId w:val="27"/>
   </w:num>
   <w:num w:numId="7" w16cid:durableId="1510755812">
-    <w:abstractNumId w:val="31"/>
+    <w:abstractNumId w:val="32"/>
   </w:num>
   <w:num w:numId="8" w16cid:durableId="401295270">
-    <w:abstractNumId w:val="28"/>
+    <w:abstractNumId w:val="29"/>
   </w:num>
   <w:num w:numId="9" w16cid:durableId="1237131580">
-    <w:abstractNumId w:val="16"/>
+    <w:abstractNumId w:val="17"/>
   </w:num>
   <w:num w:numId="10" w16cid:durableId="1815832771">
-    <w:abstractNumId w:val="19"/>
+    <w:abstractNumId w:val="20"/>
   </w:num>
   <w:num w:numId="11" w16cid:durableId="1210530553">
     <w:abstractNumId w:val="10"/>
   </w:num>
   <w:num w:numId="12" w16cid:durableId="709888915">
-    <w:abstractNumId w:val="15"/>
+    <w:abstractNumId w:val="16"/>
   </w:num>
   <w:num w:numId="13" w16cid:durableId="1638875566">
     <w:abstractNumId w:val="0"/>
@@ -5641,28 +6125,28 @@
     <w:abstractNumId w:val="9"/>
   </w:num>
   <w:num w:numId="16" w16cid:durableId="2101368299">
-    <w:abstractNumId w:val="25"/>
+    <w:abstractNumId w:val="26"/>
   </w:num>
   <w:num w:numId="17" w16cid:durableId="1383942363">
     <w:abstractNumId w:val="14"/>
   </w:num>
   <w:num w:numId="18" w16cid:durableId="975914109">
-    <w:abstractNumId w:val="18"/>
+    <w:abstractNumId w:val="19"/>
   </w:num>
   <w:num w:numId="19" w16cid:durableId="707417816">
-    <w:abstractNumId w:val="22"/>
+    <w:abstractNumId w:val="23"/>
   </w:num>
   <w:num w:numId="20" w16cid:durableId="1331831440">
     <w:abstractNumId w:val="7"/>
   </w:num>
   <w:num w:numId="21" w16cid:durableId="1910534101">
-    <w:abstractNumId w:val="30"/>
+    <w:abstractNumId w:val="31"/>
   </w:num>
   <w:num w:numId="22" w16cid:durableId="124473379">
     <w:abstractNumId w:val="8"/>
   </w:num>
   <w:num w:numId="23" w16cid:durableId="256406080">
-    <w:abstractNumId w:val="24"/>
+    <w:abstractNumId w:val="25"/>
   </w:num>
   <w:num w:numId="24" w16cid:durableId="1952279886">
     <w:abstractNumId w:val="1"/>
@@ -5671,25 +6155,28 @@
     <w:abstractNumId w:val="6"/>
   </w:num>
   <w:num w:numId="26" w16cid:durableId="200168938">
-    <w:abstractNumId w:val="17"/>
+    <w:abstractNumId w:val="18"/>
   </w:num>
   <w:num w:numId="27" w16cid:durableId="240065754">
     <w:abstractNumId w:val="13"/>
   </w:num>
   <w:num w:numId="28" w16cid:durableId="1593396341">
-    <w:abstractNumId w:val="23"/>
+    <w:abstractNumId w:val="24"/>
   </w:num>
   <w:num w:numId="29" w16cid:durableId="36511375">
-    <w:abstractNumId w:val="21"/>
+    <w:abstractNumId w:val="22"/>
   </w:num>
   <w:num w:numId="30" w16cid:durableId="853804131">
     <w:abstractNumId w:val="2"/>
   </w:num>
   <w:num w:numId="31" w16cid:durableId="1256211548">
-    <w:abstractNumId w:val="20"/>
+    <w:abstractNumId w:val="21"/>
   </w:num>
   <w:num w:numId="32" w16cid:durableId="1482887219">
     <w:abstractNumId w:val="12"/>
+  </w:num>
+  <w:num w:numId="33" w16cid:durableId="282613673">
+    <w:abstractNumId w:val="15"/>
   </w:num>
   <w:numIdMacAtCleanup w:val="13"/>
 </w:numbering>
@@ -7228,6 +7715,17 @@
       <w:iCs/>
     </w:rPr>
   </w:style>
+  <w:style w:type="paragraph" w:styleId="TableofFigures">
+    <w:name w:val="table of figures"/>
+    <w:basedOn w:val="Normal"/>
+    <w:next w:val="Normal"/>
+    <w:uiPriority w:val="99"/>
+    <w:unhideWhenUsed/>
+    <w:rsid w:val="00F3699C"/>
+    <w:pPr>
+      <w:spacing w:after="0"/>
+    </w:pPr>
+  </w:style>
 </w:styles>
 </file>
 
